--- a/Guide-ISO-Partner.docx
+++ b/Guide-ISO-Partner.docx
@@ -2,76 +2,120 @@
 <file path=word/document.xml><?xml version="1.0" encoding="utf-8"?>
 <w:document xmlns:wpc="http://schemas.microsoft.com/office/word/2010/wordprocessingCanvas" xmlns:mo="http://schemas.microsoft.com/office/mac/office/2008/main" xmlns:mc="http://schemas.openxmlformats.org/markup-compatibility/2006" xmlns:mv="urn:schemas-microsoft-com:mac:vml" xmlns:o="urn:schemas-microsoft-com:office:office" xmlns:r="http://schemas.openxmlformats.org/officeDocument/2006/relationships" xmlns:m="http://schemas.openxmlformats.org/officeDocument/2006/math" xmlns:v="urn:schemas-microsoft-com:vml" xmlns:wp14="http://schemas.microsoft.com/office/word/2010/wordprocessingDrawing" xmlns:wp="http://schemas.openxmlformats.org/drawingml/2006/wordprocessingDrawing" xmlns:w10="urn:schemas-microsoft-com:office:word" xmlns:w="http://schemas.openxmlformats.org/wordprocessingml/2006/main" xmlns:w14="http://schemas.microsoft.com/office/word/2010/wordml" xmlns:wpg="http://schemas.microsoft.com/office/word/2010/wordprocessingGroup" xmlns:wpi="http://schemas.microsoft.com/office/word/2010/wordprocessingInk" xmlns:wne="http://schemas.microsoft.com/office/word/2006/wordml" xmlns:wps="http://schemas.microsoft.com/office/word/2010/wordprocessingShape" mc:Ignorable="w14 wp14">
   <w:body>
-    <w:p/>
-    <w:p/>
-    <w:p/>
-    <w:p/>
     <w:p>
       <w:pPr>
+        <w:spacing w:before="1440" w:after="120"/>
         <w:jc w:val="center"/>
       </w:pPr>
       <w:r>
         <w:rPr>
+          <w:rFonts w:ascii="Arial" w:hAnsi="Arial"/>
           <w:b/>
           <w:color w:val="0D1E3D"/>
-          <w:sz w:val="64"/>
+          <w:sz w:val="56"/>
         </w:rPr>
         <w:t>ALLIANCE FINANCING GROUP</w:t>
       </w:r>
     </w:p>
     <w:p>
       <w:pPr>
+        <w:spacing w:after="480"/>
         <w:jc w:val="center"/>
       </w:pPr>
       <w:r>
         <w:rPr>
+          <w:rFonts w:ascii="Arial" w:hAnsi="Arial"/>
+          <w:b/>
           <w:color w:val="C9A84C"/>
-          <w:sz w:val="40"/>
+          <w:sz w:val="48"/>
         </w:rPr>
         <w:t>ISO Partner Guide</w:t>
       </w:r>
     </w:p>
-    <w:p/>
     <w:p>
       <w:pPr>
+        <w:spacing w:after="240"/>
         <w:jc w:val="center"/>
       </w:pPr>
       <w:r>
         <w:rPr>
-          <w:color w:val="64748B"/>
+          <w:rFonts w:ascii="Arial" w:hAnsi="Arial"/>
+          <w:color w:val="333333"/>
           <w:sz w:val="28"/>
         </w:rPr>
-        <w:t>White-Label Portal Manual</w:t>
-      </w:r>
-    </w:p>
-    <w:p>
-      <w:pPr>
-        <w:jc w:val="center"/>
-      </w:pPr>
-      <w:r>
-        <w:rPr>
-          <w:color w:val="94A3B8"/>
-          <w:sz w:val="24"/>
-        </w:rPr>
-        <w:t>Version 1.0  |  March 2026</w:t>
+        <w:t>Professional Financing Solutions</w:t>
       </w:r>
     </w:p>
     <w:p/>
     <w:p/>
-    <w:p/>
+    <w:p>
+      <w:pPr>
+        <w:spacing w:after="480"/>
+        <w:jc w:val="center"/>
+      </w:pPr>
+      <w:r>
+        <w:rPr>
+          <w:rFonts w:ascii="Arial" w:hAnsi="Arial"/>
+          <w:i/>
+          <w:color w:val="0D1E3D"/>
+          <w:sz w:val="24"/>
+        </w:rPr>
+        <w:t>Your Complete Partner Handbook</w:t>
+      </w:r>
+    </w:p>
     <w:p/>
     <w:p/>
     <w:p>
       <w:pPr>
+        <w:spacing w:after="120"/>
         <w:jc w:val="center"/>
       </w:pPr>
       <w:r>
         <w:rPr>
-          <w:i/>
-          <w:color w:val="64748B"/>
+          <w:rFonts w:ascii="Arial" w:hAnsi="Arial"/>
+          <w:b/>
+          <w:color w:val="0D1E3D"/>
+          <w:sz w:val="24"/>
+        </w:rPr>
+        <w:t>Alliance Financing Group</w:t>
+      </w:r>
+    </w:p>
+    <w:p>
+      <w:pPr>
+        <w:spacing w:after="60"/>
+        <w:jc w:val="center"/>
+      </w:pPr>
+      <w:r>
+        <w:rPr>
+          <w:rFonts w:ascii="Arial" w:hAnsi="Arial"/>
           <w:sz w:val="22"/>
         </w:rPr>
-        <w:t>For: ISO Partners</w:t>
+        <w:t>Phone: 1-877-660-3660 ext. 222</w:t>
+      </w:r>
+    </w:p>
+    <w:p>
+      <w:pPr>
+        <w:spacing w:after="60"/>
+        <w:jc w:val="center"/>
+      </w:pPr>
+      <w:r>
+        <w:rPr>
+          <w:rFonts w:ascii="Arial" w:hAnsi="Arial"/>
+          <w:sz w:val="22"/>
+        </w:rPr>
+        <w:t>Email: info@alliancefinancing.com</w:t>
+      </w:r>
+    </w:p>
+    <w:p>
+      <w:pPr>
+        <w:jc w:val="center"/>
+      </w:pPr>
+      <w:r>
+        <w:rPr>
+          <w:rFonts w:ascii="Arial" w:hAnsi="Arial"/>
+          <w:sz w:val="22"/>
+        </w:rPr>
+        <w:t>Website: alliancefinancinggroup.com</w:t>
       </w:r>
     </w:p>
     <w:p>
@@ -82,122 +126,1060 @@
     <w:p>
       <w:pPr>
         <w:pStyle w:val="Heading1"/>
+        <w:spacing w:before="240" w:after="120"/>
       </w:pPr>
       <w:r>
-        <w:t>Welcome</w:t>
+        <w:rPr>
+          <w:rFonts w:ascii="Arial" w:hAnsi="Arial"/>
+          <w:color w:val="0D1E3D"/>
+        </w:rPr>
+        <w:t>Table of Contents</w:t>
       </w:r>
     </w:p>
     <w:p>
       <w:pPr>
-        <w:pBdr>
-          <w:bottom w:val="single" w:sz="6" w:space="1" w:color="C9A84C"/>
-        </w:pBdr>
-        <w:spacing w:before="80" w:after="80"/>
+        <w:spacing w:after="60"/>
+      </w:pPr>
+    </w:p>
+    <w:p>
+      <w:pPr>
+        <w:spacing w:after="60"/>
+      </w:pPr>
+      <w:r>
+        <w:rPr>
+          <w:rFonts w:ascii="Arial" w:hAnsi="Arial"/>
+        </w:rPr>
+        <w:t>1. Welcome &amp; Overview</w:t>
+      </w:r>
+    </w:p>
+    <w:p>
+      <w:pPr>
+        <w:spacing w:after="60"/>
+      </w:pPr>
+      <w:r>
+        <w:rPr>
+          <w:rFonts w:ascii="Arial" w:hAnsi="Arial"/>
+        </w:rPr>
+        <w:t>2. Products &amp; Services Available</w:t>
+      </w:r>
+    </w:p>
+    <w:p>
+      <w:pPr>
+        <w:spacing w:after="60"/>
+      </w:pPr>
+      <w:r>
+        <w:rPr>
+          <w:rFonts w:ascii="Arial" w:hAnsi="Arial"/>
+        </w:rPr>
+        <w:t>3. Your Dashboard</w:t>
+      </w:r>
+    </w:p>
+    <w:p>
+      <w:pPr>
+        <w:spacing w:after="60"/>
+      </w:pPr>
+      <w:r>
+        <w:rPr>
+          <w:rFonts w:ascii="Arial" w:hAnsi="Arial"/>
+        </w:rPr>
+        <w:t>4. How to Submit a Deal</w:t>
+      </w:r>
+    </w:p>
+    <w:p>
+      <w:pPr>
+        <w:spacing w:after="60"/>
+      </w:pPr>
+      <w:r>
+        <w:rPr>
+          <w:rFonts w:ascii="Arial" w:hAnsi="Arial"/>
+        </w:rPr>
+        <w:t>5. Managing Referral Partners</w:t>
+      </w:r>
+    </w:p>
+    <w:p>
+      <w:pPr>
+        <w:spacing w:after="60"/>
+      </w:pPr>
+      <w:r>
+        <w:rPr>
+          <w:rFonts w:ascii="Arial" w:hAnsi="Arial"/>
+        </w:rPr>
+        <w:t>6. Vendor Programs</w:t>
+      </w:r>
+    </w:p>
+    <w:p>
+      <w:pPr>
+        <w:spacing w:after="60"/>
+      </w:pPr>
+      <w:r>
+        <w:rPr>
+          <w:rFonts w:ascii="Arial" w:hAnsi="Arial"/>
+        </w:rPr>
+        <w:t>7. Commission &amp; Compensation</w:t>
+      </w:r>
+    </w:p>
+    <w:p>
+      <w:pPr>
+        <w:spacing w:after="60"/>
+      </w:pPr>
+      <w:r>
+        <w:rPr>
+          <w:rFonts w:ascii="Arial" w:hAnsi="Arial"/>
+        </w:rPr>
+        <w:t>8. Contact &amp; Support</w:t>
+      </w:r>
+    </w:p>
+    <w:p/>
+    <w:p>
+      <w:r>
+        <w:br w:type="page"/>
+      </w:r>
+    </w:p>
+    <w:p>
+      <w:pPr>
+        <w:pStyle w:val="Heading1"/>
+        <w:spacing w:before="240" w:after="120"/>
+      </w:pPr>
+      <w:r>
+        <w:rPr>
+          <w:rFonts w:ascii="Arial" w:hAnsi="Arial"/>
+          <w:color w:val="0D1E3D"/>
+        </w:rPr>
+        <w:t>1. Welcome &amp; Overview</w:t>
+      </w:r>
+    </w:p>
+    <w:p>
+      <w:pPr>
+        <w:spacing w:after="60"/>
+      </w:pPr>
+    </w:p>
+    <w:p>
+      <w:pPr>
+        <w:spacing w:after="240"/>
+      </w:pPr>
+      <w:r>
+        <w:rPr>
+          <w:rFonts w:ascii="Arial" w:hAnsi="Arial"/>
+          <w:b/>
+        </w:rPr>
+        <w:t>Welcome to the Alliance Financing Group ISO Partner Network!</w:t>
+      </w:r>
+    </w:p>
+    <w:p>
+      <w:pPr>
+        <w:spacing w:after="240"/>
+      </w:pPr>
+      <w:r>
+        <w:rPr>
+          <w:rFonts w:ascii="Arial" w:hAnsi="Arial"/>
+        </w:rPr>
+        <w:t>As an Independent Sales Organization (ISO) partner with Alliance Financing Group, you are part of a growing network of professionals dedicated to connecting small and medium-sized businesses with the financing solutions they need to thrive.</w:t>
+      </w:r>
+    </w:p>
+    <w:p>
+      <w:pPr>
+        <w:pStyle w:val="Heading2"/>
+        <w:spacing w:before="180" w:after="100"/>
+      </w:pPr>
+      <w:r>
+        <w:rPr>
+          <w:rFonts w:ascii="Arial" w:hAnsi="Arial"/>
+          <w:color w:val="C9A84C"/>
+        </w:rPr>
+        <w:t>What is an ISO Partner?</w:t>
+      </w:r>
+    </w:p>
+    <w:p>
+      <w:pPr>
+        <w:spacing w:after="60"/>
+      </w:pPr>
+    </w:p>
+    <w:p>
+      <w:pPr>
+        <w:spacing w:after="120"/>
+      </w:pPr>
+      <w:r>
+        <w:rPr>
+          <w:rFonts w:ascii="Arial" w:hAnsi="Arial"/>
+        </w:rPr>
+        <w:t>An Independent Sales Organization (ISO) is a trusted advisor and partner who:</w:t>
+      </w:r>
+    </w:p>
+    <w:p>
+      <w:pPr>
+        <w:pStyle w:val="ListBullet"/>
+        <w:spacing w:after="60"/>
+      </w:pPr>
+      <w:r>
+        <w:t>Manages and cultivates relationships with referral partners</w:t>
+      </w:r>
+    </w:p>
+    <w:p>
+      <w:pPr>
+        <w:pStyle w:val="ListBullet"/>
+        <w:spacing w:after="60"/>
+      </w:pPr>
+      <w:r>
+        <w:t>Identifies business financing needs and submits qualified deals</w:t>
+      </w:r>
+    </w:p>
+    <w:p>
+      <w:pPr>
+        <w:pStyle w:val="ListBullet"/>
+        <w:spacing w:after="60"/>
+      </w:pPr>
+      <w:r>
+        <w:t>Guides clients through the financing process</w:t>
+      </w:r>
+    </w:p>
+    <w:p>
+      <w:pPr>
+        <w:pStyle w:val="ListBullet"/>
+        <w:spacing w:after="60"/>
+      </w:pPr>
+      <w:r>
+        <w:t>Earns competitive commissions on funded deals</w:t>
+      </w:r>
+    </w:p>
+    <w:p>
+      <w:pPr>
+        <w:pStyle w:val="ListBullet"/>
+        <w:spacing w:after="60"/>
+      </w:pPr>
+      <w:r>
+        <w:t>Gains access to exclusive marketing materials and training</w:t>
+      </w:r>
+    </w:p>
+    <w:p>
+      <w:pPr>
+        <w:spacing w:after="240"/>
+      </w:pPr>
+    </w:p>
+    <w:p>
+      <w:pPr>
+        <w:pStyle w:val="Heading1"/>
+        <w:spacing w:before="240" w:after="120"/>
+      </w:pPr>
+      <w:r>
+        <w:rPr>
+          <w:rFonts w:ascii="Arial" w:hAnsi="Arial"/>
+          <w:color w:val="0D1E3D"/>
+        </w:rPr>
+        <w:t>2. Products &amp; Services Available</w:t>
+      </w:r>
+    </w:p>
+    <w:p>
+      <w:pPr>
+        <w:spacing w:after="60"/>
+      </w:pPr>
+    </w:p>
+    <w:p>
+      <w:pPr>
+        <w:spacing w:after="240"/>
+      </w:pPr>
+      <w:r>
+        <w:rPr>
+          <w:rFonts w:ascii="Arial" w:hAnsi="Arial"/>
+        </w:rPr>
+        <w:t>Alliance Financing Group offers a comprehensive portfolio of financing products to meet diverse business needs:</w:t>
+      </w:r>
+    </w:p>
+    <w:tbl>
+      <w:tblPr>
+        <w:tblStyle w:val="LightGrid-Accent1"/>
+        <w:tblW w:type="auto" w:w="0"/>
+        <w:tblLook w:firstColumn="1" w:firstRow="1" w:lastColumn="0" w:lastRow="0" w:noHBand="0" w:noVBand="1" w:val="04A0"/>
+      </w:tblPr>
+      <w:tblGrid>
+        <w:gridCol w:w="4680"/>
+        <w:gridCol w:w="4680"/>
+      </w:tblGrid>
+      <w:tr>
+        <w:tc>
+          <w:tcPr>
+            <w:tcW w:type="dxa" w:w="4680"/>
+          </w:tcPr>
+          <w:p>
+            <w:r>
+              <w:rPr>
+                <w:rFonts w:ascii="Arial" w:hAnsi="Arial"/>
+                <w:b/>
+                <w:color w:val="FFFFFF"/>
+              </w:rPr>
+              <w:t>Product</w:t>
+            </w:r>
+          </w:p>
+        </w:tc>
+        <w:tc>
+          <w:tcPr>
+            <w:tcW w:type="dxa" w:w="4680"/>
+          </w:tcPr>
+          <w:p>
+            <w:r>
+              <w:rPr>
+                <w:rFonts w:ascii="Arial" w:hAnsi="Arial"/>
+                <w:b/>
+                <w:color w:val="FFFFFF"/>
+              </w:rPr>
+              <w:t>Description</w:t>
+            </w:r>
+          </w:p>
+        </w:tc>
+      </w:tr>
+      <w:tr>
+        <w:tc>
+          <w:tcPr>
+            <w:tcW w:type="dxa" w:w="4680"/>
+          </w:tcPr>
+          <w:p>
+            <w:r>
+              <w:rPr>
+                <w:rFonts w:ascii="Arial" w:hAnsi="Arial"/>
+              </w:rPr>
+              <w:t>Equipment Leasing</w:t>
+            </w:r>
+          </w:p>
+        </w:tc>
+        <w:tc>
+          <w:tcPr>
+            <w:tcW w:type="dxa" w:w="4680"/>
+          </w:tcPr>
+          <w:p>
+            <w:r>
+              <w:rPr>
+                <w:rFonts w:ascii="Arial" w:hAnsi="Arial"/>
+              </w:rPr>
+              <w:t>Flexible leasing solutions for business equipment and machinery</w:t>
+            </w:r>
+          </w:p>
+        </w:tc>
+      </w:tr>
+      <w:tr>
+        <w:tc>
+          <w:tcPr>
+            <w:tcW w:type="dxa" w:w="4680"/>
+          </w:tcPr>
+          <w:p>
+            <w:r>
+              <w:rPr>
+                <w:rFonts w:ascii="Arial" w:hAnsi="Arial"/>
+              </w:rPr>
+              <w:t>MCA</w:t>
+            </w:r>
+          </w:p>
+        </w:tc>
+        <w:tc>
+          <w:tcPr>
+            <w:tcW w:type="dxa" w:w="4680"/>
+          </w:tcPr>
+          <w:p>
+            <w:r>
+              <w:rPr>
+                <w:rFonts w:ascii="Arial" w:hAnsi="Arial"/>
+              </w:rPr>
+              <w:t>Merchant Cash Advance for quick access to working capital</w:t>
+            </w:r>
+          </w:p>
+        </w:tc>
+      </w:tr>
+      <w:tr>
+        <w:tc>
+          <w:tcPr>
+            <w:tcW w:type="dxa" w:w="4680"/>
+          </w:tcPr>
+          <w:p>
+            <w:r>
+              <w:rPr>
+                <w:rFonts w:ascii="Arial" w:hAnsi="Arial"/>
+              </w:rPr>
+              <w:t>CSBFL</w:t>
+            </w:r>
+          </w:p>
+        </w:tc>
+        <w:tc>
+          <w:tcPr>
+            <w:tcW w:type="dxa" w:w="4680"/>
+          </w:tcPr>
+          <w:p>
+            <w:r>
+              <w:rPr>
+                <w:rFonts w:ascii="Arial" w:hAnsi="Arial"/>
+              </w:rPr>
+              <w:t>Canada Small Business Financing Loan program</w:t>
+            </w:r>
+          </w:p>
+        </w:tc>
+      </w:tr>
+      <w:tr>
+        <w:tc>
+          <w:tcPr>
+            <w:tcW w:type="dxa" w:w="4680"/>
+          </w:tcPr>
+          <w:p>
+            <w:r>
+              <w:rPr>
+                <w:rFonts w:ascii="Arial" w:hAnsi="Arial"/>
+              </w:rPr>
+              <w:t>SRED</w:t>
+            </w:r>
+          </w:p>
+        </w:tc>
+        <w:tc>
+          <w:tcPr>
+            <w:tcW w:type="dxa" w:w="4680"/>
+          </w:tcPr>
+          <w:p>
+            <w:r>
+              <w:rPr>
+                <w:rFonts w:ascii="Arial" w:hAnsi="Arial"/>
+              </w:rPr>
+              <w:t>Scientific Research &amp; Experimental Development tax credits</w:t>
+            </w:r>
+          </w:p>
+        </w:tc>
+      </w:tr>
+      <w:tr>
+        <w:tc>
+          <w:tcPr>
+            <w:tcW w:type="dxa" w:w="4680"/>
+          </w:tcPr>
+          <w:p>
+            <w:r>
+              <w:rPr>
+                <w:rFonts w:ascii="Arial" w:hAnsi="Arial"/>
+              </w:rPr>
+              <w:t>Private Debt</w:t>
+            </w:r>
+          </w:p>
+        </w:tc>
+        <w:tc>
+          <w:tcPr>
+            <w:tcW w:type="dxa" w:w="4680"/>
+          </w:tcPr>
+          <w:p>
+            <w:r>
+              <w:rPr>
+                <w:rFonts w:ascii="Arial" w:hAnsi="Arial"/>
+              </w:rPr>
+              <w:t>Customized private lending arrangements</w:t>
+            </w:r>
+          </w:p>
+        </w:tc>
+      </w:tr>
+      <w:tr>
+        <w:tc>
+          <w:tcPr>
+            <w:tcW w:type="dxa" w:w="4680"/>
+          </w:tcPr>
+          <w:p>
+            <w:r>
+              <w:rPr>
+                <w:rFonts w:ascii="Arial" w:hAnsi="Arial"/>
+              </w:rPr>
+              <w:t>Factoring</w:t>
+            </w:r>
+          </w:p>
+        </w:tc>
+        <w:tc>
+          <w:tcPr>
+            <w:tcW w:type="dxa" w:w="4680"/>
+          </w:tcPr>
+          <w:p>
+            <w:r>
+              <w:rPr>
+                <w:rFonts w:ascii="Arial" w:hAnsi="Arial"/>
+              </w:rPr>
+              <w:t>Invoice factoring and receivables financing</w:t>
+            </w:r>
+          </w:p>
+        </w:tc>
+      </w:tr>
+      <w:tr>
+        <w:tc>
+          <w:tcPr>
+            <w:tcW w:type="dxa" w:w="4680"/>
+          </w:tcPr>
+          <w:p>
+            <w:r>
+              <w:rPr>
+                <w:rFonts w:ascii="Arial" w:hAnsi="Arial"/>
+              </w:rPr>
+              <w:t>Merchant Advance</w:t>
+            </w:r>
+          </w:p>
+        </w:tc>
+        <w:tc>
+          <w:tcPr>
+            <w:tcW w:type="dxa" w:w="4680"/>
+          </w:tcPr>
+          <w:p>
+            <w:r>
+              <w:rPr>
+                <w:rFonts w:ascii="Arial" w:hAnsi="Arial"/>
+              </w:rPr>
+              <w:t>Cash advances against future credit card sales</w:t>
+            </w:r>
+          </w:p>
+        </w:tc>
+      </w:tr>
+      <w:tr>
+        <w:tc>
+          <w:tcPr>
+            <w:tcW w:type="dxa" w:w="4680"/>
+          </w:tcPr>
+          <w:p>
+            <w:r>
+              <w:rPr>
+                <w:rFonts w:ascii="Arial" w:hAnsi="Arial"/>
+              </w:rPr>
+              <w:t>SBA Loans</w:t>
+            </w:r>
+          </w:p>
+        </w:tc>
+        <w:tc>
+          <w:tcPr>
+            <w:tcW w:type="dxa" w:w="4680"/>
+          </w:tcPr>
+          <w:p>
+            <w:r>
+              <w:rPr>
+                <w:rFonts w:ascii="Arial" w:hAnsi="Arial"/>
+              </w:rPr>
+              <w:t>U.S. Small Business Administration-backed loans</w:t>
+            </w:r>
+          </w:p>
+        </w:tc>
+      </w:tr>
+      <w:tr>
+        <w:tc>
+          <w:tcPr>
+            <w:tcW w:type="dxa" w:w="4680"/>
+          </w:tcPr>
+          <w:p>
+            <w:r>
+              <w:rPr>
+                <w:rFonts w:ascii="Arial" w:hAnsi="Arial"/>
+              </w:rPr>
+              <w:t>Trade Finance</w:t>
+            </w:r>
+          </w:p>
+        </w:tc>
+        <w:tc>
+          <w:tcPr>
+            <w:tcW w:type="dxa" w:w="4680"/>
+          </w:tcPr>
+          <w:p>
+            <w:r>
+              <w:rPr>
+                <w:rFonts w:ascii="Arial" w:hAnsi="Arial"/>
+              </w:rPr>
+              <w:t>Financing solutions for import/export and trade</w:t>
+            </w:r>
+          </w:p>
+        </w:tc>
+      </w:tr>
+      <w:tr>
+        <w:tc>
+          <w:tcPr>
+            <w:tcW w:type="dxa" w:w="4680"/>
+          </w:tcPr>
+          <w:p>
+            <w:r>
+              <w:rPr>
+                <w:rFonts w:ascii="Arial" w:hAnsi="Arial"/>
+              </w:rPr>
+              <w:t>Working Capital Loan</w:t>
+            </w:r>
+          </w:p>
+        </w:tc>
+        <w:tc>
+          <w:tcPr>
+            <w:tcW w:type="dxa" w:w="4680"/>
+          </w:tcPr>
+          <w:p>
+            <w:r>
+              <w:rPr>
+                <w:rFonts w:ascii="Arial" w:hAnsi="Arial"/>
+              </w:rPr>
+              <w:t>Operating capital for business growth and expansion</w:t>
+            </w:r>
+          </w:p>
+        </w:tc>
+      </w:tr>
+      <w:tr>
+        <w:tc>
+          <w:tcPr>
+            <w:tcW w:type="dxa" w:w="4680"/>
+          </w:tcPr>
+          <w:p>
+            <w:r>
+              <w:rPr>
+                <w:rFonts w:ascii="Arial" w:hAnsi="Arial"/>
+              </w:rPr>
+              <w:t>Business Line of Credit</w:t>
+            </w:r>
+          </w:p>
+        </w:tc>
+        <w:tc>
+          <w:tcPr>
+            <w:tcW w:type="dxa" w:w="4680"/>
+          </w:tcPr>
+          <w:p>
+            <w:r>
+              <w:rPr>
+                <w:rFonts w:ascii="Arial" w:hAnsi="Arial"/>
+              </w:rPr>
+              <w:t>Flexible revolving credit for ongoing operational needs</w:t>
+            </w:r>
+          </w:p>
+        </w:tc>
+      </w:tr>
+      <w:tr>
+        <w:tc>
+          <w:tcPr>
+            <w:tcW w:type="dxa" w:w="4680"/>
+          </w:tcPr>
+          <w:p>
+            <w:r>
+              <w:rPr>
+                <w:rFonts w:ascii="Arial" w:hAnsi="Arial"/>
+              </w:rPr>
+              <w:t>Startup Financing</w:t>
+            </w:r>
+          </w:p>
+        </w:tc>
+        <w:tc>
+          <w:tcPr>
+            <w:tcW w:type="dxa" w:w="4680"/>
+          </w:tcPr>
+          <w:p>
+            <w:r>
+              <w:rPr>
+                <w:rFonts w:ascii="Arial" w:hAnsi="Arial"/>
+              </w:rPr>
+              <w:t>Specialized funding for new business ventures</w:t>
+            </w:r>
+          </w:p>
+        </w:tc>
+      </w:tr>
+      <w:tr>
+        <w:tc>
+          <w:tcPr>
+            <w:tcW w:type="dxa" w:w="4680"/>
+          </w:tcPr>
+          <w:p>
+            <w:r>
+              <w:rPr>
+                <w:rFonts w:ascii="Arial" w:hAnsi="Arial"/>
+              </w:rPr>
+              <w:t>Franchise Financing</w:t>
+            </w:r>
+          </w:p>
+        </w:tc>
+        <w:tc>
+          <w:tcPr>
+            <w:tcW w:type="dxa" w:w="4680"/>
+          </w:tcPr>
+          <w:p>
+            <w:r>
+              <w:rPr>
+                <w:rFonts w:ascii="Arial" w:hAnsi="Arial"/>
+              </w:rPr>
+              <w:t>Financing solutions for franchise business purchases</w:t>
+            </w:r>
+          </w:p>
+        </w:tc>
+      </w:tr>
+    </w:tbl>
+    <w:p>
+      <w:pPr>
+        <w:spacing w:after="240"/>
       </w:pPr>
     </w:p>
     <w:p>
       <w:r>
-        <w:t>Welcome to Alliance Financing Group! As an ISO Partner, you have access to a white-labeled version of our portal that can be branded with your company name and logo. You can manage your team of sub-agents, submit and track deals, and access all the tools you need to grow your financing business.</w:t>
+        <w:br w:type="page"/>
       </w:r>
     </w:p>
     <w:p>
       <w:pPr>
         <w:pStyle w:val="Heading1"/>
+        <w:spacing w:before="240" w:after="120"/>
       </w:pPr>
       <w:r>
-        <w:t>1. Getting Started</w:t>
+        <w:rPr>
+          <w:rFonts w:ascii="Arial" w:hAnsi="Arial"/>
+          <w:color w:val="0D1E3D"/>
+        </w:rPr>
+        <w:t>3. Your Dashboard</w:t>
       </w:r>
     </w:p>
     <w:p>
       <w:pPr>
-        <w:pBdr>
-          <w:bottom w:val="single" w:sz="6" w:space="1" w:color="C9A84C"/>
-        </w:pBdr>
-        <w:spacing w:before="80" w:after="80"/>
+        <w:spacing w:after="60"/>
       </w:pPr>
     </w:p>
     <w:p>
       <w:pPr>
-        <w:pStyle w:val="Heading2"/>
+        <w:spacing w:after="240"/>
       </w:pPr>
       <w:r>
-        <w:t>Activating Your Account</w:t>
+        <w:rPr>
+          <w:rFonts w:ascii="Arial" w:hAnsi="Arial"/>
+        </w:rPr>
+        <w:t>Your ISO Partner Dashboard is your command center for managing deals, tracking performance, and collaborating with your team.</w:t>
       </w:r>
     </w:p>
     <w:p>
+      <w:pPr>
+        <w:pStyle w:val="Heading2"/>
+        <w:spacing w:before="180" w:after="100"/>
+      </w:pPr>
       <w:r>
-        <w:t>You should have received a welcome email from noreply@alliancefinancing.com with an activation link. Click the link to set your password and access your branded portal.</w:t>
+        <w:rPr>
+          <w:rFonts w:ascii="Arial" w:hAnsi="Arial"/>
+          <w:color w:val="C9A84C"/>
+        </w:rPr>
+        <w:t>Dashboard Features</w:t>
       </w:r>
     </w:p>
     <w:p>
       <w:pPr>
-        <w:spacing w:before="80" w:after="40"/>
+        <w:spacing w:after="60"/>
+      </w:pPr>
+    </w:p>
+    <w:p>
+      <w:pPr>
+        <w:pStyle w:val="Heading2"/>
+        <w:spacing w:before="180" w:after="100"/>
       </w:pPr>
       <w:r>
         <w:rPr>
-          <w:b/>
-          <w:color w:val="0D1E3D"/>
+          <w:rFonts w:ascii="Arial" w:hAnsi="Arial"/>
+          <w:color w:val="C9A84C"/>
         </w:rPr>
-        <w:t xml:space="preserve">Step 1: </w:t>
-      </w:r>
-      <w:r>
-        <w:t>Check your email for the activation invite.</w:t>
+        <w:t>Deal Pipeline</w:t>
       </w:r>
     </w:p>
     <w:p>
       <w:pPr>
-        <w:spacing w:before="80" w:after="40"/>
+        <w:spacing w:after="60"/>
+      </w:pPr>
+    </w:p>
+    <w:p>
+      <w:pPr>
+        <w:spacing w:after="120"/>
       </w:pPr>
       <w:r>
         <w:rPr>
-          <w:b/>
-          <w:color w:val="0D1E3D"/>
+          <w:rFonts w:ascii="Arial" w:hAnsi="Arial"/>
         </w:rPr>
-        <w:t xml:space="preserve">Step 2: </w:t>
-      </w:r>
-      <w:r>
-        <w:t>Click the activation link and set your password.</w:t>
+        <w:t>Manage your entire deal flow with a visual pipeline that shows each deal's current status:</w:t>
       </w:r>
     </w:p>
     <w:p>
       <w:pPr>
-        <w:spacing w:before="80" w:after="40"/>
+        <w:pStyle w:val="ListBullet"/>
+        <w:spacing w:after="60"/>
       </w:pPr>
       <w:r>
-        <w:rPr>
-          <w:b/>
-          <w:color w:val="0D1E3D"/>
-        </w:rPr>
-        <w:t xml:space="preserve">Step 3: </w:t>
-      </w:r>
-      <w:r>
-        <w:t>Log in at the portal URL.</w:t>
+        <w:t>Submit new applications and deal information</w:t>
       </w:r>
     </w:p>
     <w:p>
       <w:pPr>
-        <w:spacing w:before="120" w:after="120"/>
+        <w:pStyle w:val="ListBullet"/>
+        <w:spacing w:after="60"/>
       </w:pPr>
       <w:r>
-        <w:rPr>
-          <w:i/>
-          <w:color w:val="92400E"/>
-          <w:sz w:val="20"/>
-        </w:rPr>
-        <w:t xml:space="preserve">  TIP: Your portal may display your company branding if your administrator has set up white-label options.</w:t>
+        <w:t>Track deal progress through all stages</w:t>
       </w:r>
     </w:p>
     <w:p>
       <w:pPr>
-        <w:pStyle w:val="Heading2"/>
+        <w:pStyle w:val="ListBullet"/>
+        <w:spacing w:after="60"/>
       </w:pPr>
       <w:r>
-        <w:t>Logging In &amp; Password Reset</w:t>
+        <w:t>View deal status in real-time</w:t>
       </w:r>
     </w:p>
     <w:p>
+      <w:pPr>
+        <w:spacing w:after="120"/>
+      </w:pPr>
+    </w:p>
+    <w:p>
+      <w:pPr>
+        <w:pStyle w:val="Heading2"/>
+        <w:spacing w:before="180" w:after="100"/>
+      </w:pPr>
       <w:r>
-        <w:t>Log in with your email and password. If you forget it, click "Forgot your password?" to receive a reset link.</w:t>
+        <w:rPr>
+          <w:rFonts w:ascii="Arial" w:hAnsi="Arial"/>
+          <w:color w:val="C9A84C"/>
+        </w:rPr>
+        <w:t>Document Center</w:t>
+      </w:r>
+    </w:p>
+    <w:p>
+      <w:pPr>
+        <w:spacing w:after="60"/>
+      </w:pPr>
+    </w:p>
+    <w:p>
+      <w:pPr>
+        <w:spacing w:after="120"/>
+      </w:pPr>
+      <w:r>
+        <w:rPr>
+          <w:rFonts w:ascii="Arial" w:hAnsi="Arial"/>
+        </w:rPr>
+        <w:t>Centralized document management for all your deals:</w:t>
+      </w:r>
+    </w:p>
+    <w:p>
+      <w:pPr>
+        <w:pStyle w:val="ListBullet"/>
+        <w:spacing w:after="60"/>
+      </w:pPr>
+      <w:r>
+        <w:t>Upload and organize required documentation</w:t>
+      </w:r>
+    </w:p>
+    <w:p>
+      <w:pPr>
+        <w:pStyle w:val="ListBullet"/>
+        <w:spacing w:after="60"/>
+      </w:pPr>
+      <w:r>
+        <w:t>Access compliance and regulatory documents</w:t>
+      </w:r>
+    </w:p>
+    <w:p>
+      <w:pPr>
+        <w:pStyle w:val="ListBullet"/>
+        <w:spacing w:after="60"/>
+      </w:pPr>
+      <w:r>
+        <w:t>Download deal documents and agreements</w:t>
+      </w:r>
+    </w:p>
+    <w:p>
+      <w:pPr>
+        <w:spacing w:after="120"/>
+      </w:pPr>
+    </w:p>
+    <w:p>
+      <w:pPr>
+        <w:pStyle w:val="Heading2"/>
+        <w:spacing w:before="180" w:after="100"/>
+      </w:pPr>
+      <w:r>
+        <w:rPr>
+          <w:rFonts w:ascii="Arial" w:hAnsi="Arial"/>
+          <w:color w:val="C9A84C"/>
+        </w:rPr>
+        <w:t>Vendor Programs</w:t>
+      </w:r>
+    </w:p>
+    <w:p>
+      <w:pPr>
+        <w:spacing w:after="60"/>
+      </w:pPr>
+    </w:p>
+    <w:p>
+      <w:pPr>
+        <w:spacing w:after="120"/>
+      </w:pPr>
+      <w:r>
+        <w:rPr>
+          <w:rFonts w:ascii="Arial" w:hAnsi="Arial"/>
+        </w:rPr>
+        <w:t>Manage relationships with equipment vendors and service providers:</w:t>
+      </w:r>
+    </w:p>
+    <w:p>
+      <w:pPr>
+        <w:pStyle w:val="ListBullet"/>
+        <w:spacing w:after="60"/>
+      </w:pPr>
+      <w:r>
+        <w:t>View active vendor partnerships</w:t>
+      </w:r>
+    </w:p>
+    <w:p>
+      <w:pPr>
+        <w:pStyle w:val="ListBullet"/>
+        <w:spacing w:after="60"/>
+      </w:pPr>
+      <w:r>
+        <w:t>Track vendor-specific notes and materials</w:t>
+      </w:r>
+    </w:p>
+    <w:p>
+      <w:pPr>
+        <w:pStyle w:val="ListBullet"/>
+        <w:spacing w:after="60"/>
+      </w:pPr>
+      <w:r>
+        <w:t>Upload files and communications</w:t>
+      </w:r>
+    </w:p>
+    <w:p>
+      <w:pPr>
+        <w:spacing w:after="120"/>
+      </w:pPr>
+    </w:p>
+    <w:p>
+      <w:pPr>
+        <w:pStyle w:val="Heading2"/>
+        <w:spacing w:before="180" w:after="100"/>
+      </w:pPr>
+      <w:r>
+        <w:rPr>
+          <w:rFonts w:ascii="Arial" w:hAnsi="Arial"/>
+          <w:color w:val="C9A84C"/>
+        </w:rPr>
+        <w:t>Referral Partners</w:t>
+      </w:r>
+    </w:p>
+    <w:p>
+      <w:pPr>
+        <w:spacing w:after="60"/>
+      </w:pPr>
+    </w:p>
+    <w:p>
+      <w:pPr>
+        <w:spacing w:after="120"/>
+      </w:pPr>
+      <w:r>
+        <w:rPr>
+          <w:rFonts w:ascii="Arial" w:hAnsi="Arial"/>
+        </w:rPr>
+        <w:t>Oversee your network of sub-agents and referral partners:</w:t>
+      </w:r>
+    </w:p>
+    <w:p>
+      <w:pPr>
+        <w:pStyle w:val="ListBullet"/>
+        <w:spacing w:after="60"/>
+      </w:pPr>
+      <w:r>
+        <w:t>Invite and onboard new referral partners</w:t>
+      </w:r>
+    </w:p>
+    <w:p>
+      <w:pPr>
+        <w:pStyle w:val="ListBullet"/>
+        <w:spacing w:after="60"/>
+      </w:pPr>
+      <w:r>
+        <w:t>Monitor their deal submissions</w:t>
+      </w:r>
+    </w:p>
+    <w:p>
+      <w:pPr>
+        <w:pStyle w:val="ListBullet"/>
+        <w:spacing w:after="60"/>
+      </w:pPr>
+      <w:r>
+        <w:t>Track commissions earned by each partner</w:t>
+      </w:r>
+    </w:p>
+    <w:p>
+      <w:pPr>
+        <w:spacing w:after="120"/>
+      </w:pPr>
+    </w:p>
+    <w:p>
+      <w:pPr>
+        <w:pStyle w:val="Heading2"/>
+        <w:spacing w:before="180" w:after="100"/>
+      </w:pPr>
+      <w:r>
+        <w:rPr>
+          <w:rFonts w:ascii="Arial" w:hAnsi="Arial"/>
+          <w:color w:val="C9A84C"/>
+        </w:rPr>
+        <w:t>Marketing &amp; Branding</w:t>
+      </w:r>
+    </w:p>
+    <w:p>
+      <w:pPr>
+        <w:spacing w:after="60"/>
+      </w:pPr>
+    </w:p>
+    <w:p>
+      <w:pPr>
+        <w:spacing w:after="120"/>
+      </w:pPr>
+      <w:r>
+        <w:rPr>
+          <w:rFonts w:ascii="Arial" w:hAnsi="Arial"/>
+        </w:rPr>
+        <w:t>Access professional marketing materials customized with your information:</w:t>
+      </w:r>
+    </w:p>
+    <w:p>
+      <w:pPr>
+        <w:pStyle w:val="ListBullet"/>
+        <w:spacing w:after="60"/>
+      </w:pPr>
+      <w:r>
+        <w:t>Download branded collateral and templates</w:t>
+      </w:r>
+    </w:p>
+    <w:p>
+      <w:pPr>
+        <w:pStyle w:val="ListBullet"/>
+        <w:spacing w:after="60"/>
+      </w:pPr>
+      <w:r>
+        <w:t>Materials include your contact information</w:t>
+      </w:r>
+    </w:p>
+    <w:p>
+      <w:pPr>
+        <w:pStyle w:val="ListBullet"/>
+        <w:spacing w:after="60"/>
+      </w:pPr>
+      <w:r>
+        <w:t>Use for client outreach and networking</w:t>
+      </w:r>
+    </w:p>
+    <w:p>
+      <w:pPr>
+        <w:spacing w:after="120"/>
+      </w:pPr>
+    </w:p>
+    <w:p>
+      <w:pPr>
+        <w:pStyle w:val="Heading2"/>
+        <w:spacing w:before="180" w:after="100"/>
+      </w:pPr>
+      <w:r>
+        <w:rPr>
+          <w:rFonts w:ascii="Arial" w:hAnsi="Arial"/>
+          <w:color w:val="C9A84C"/>
+        </w:rPr>
+        <w:t>Help &amp; Resources</w:t>
+      </w:r>
+    </w:p>
+    <w:p>
+      <w:pPr>
+        <w:spacing w:after="60"/>
+      </w:pPr>
+    </w:p>
+    <w:p>
+      <w:pPr>
+        <w:spacing w:after="240"/>
+      </w:pPr>
+      <w:r>
+        <w:rPr>
+          <w:rFonts w:ascii="Arial" w:hAnsi="Arial"/>
+        </w:rPr>
+        <w:t>Quick access to guides, partner documents, and FAQs to support your success.</w:t>
       </w:r>
     </w:p>
     <w:p>
@@ -208,74 +1190,606 @@
     <w:p>
       <w:pPr>
         <w:pStyle w:val="Heading1"/>
+        <w:spacing w:before="240" w:after="120"/>
       </w:pPr>
       <w:r>
-        <w:t>2. Your Dashboard</w:t>
+        <w:rPr>
+          <w:rFonts w:ascii="Arial" w:hAnsi="Arial"/>
+          <w:color w:val="0D1E3D"/>
+        </w:rPr>
+        <w:t>4. How to Submit a Deal</w:t>
       </w:r>
     </w:p>
     <w:p>
       <w:pPr>
-        <w:pBdr>
-          <w:bottom w:val="single" w:sz="6" w:space="1" w:color="C9A84C"/>
-        </w:pBdr>
-        <w:spacing w:before="80" w:after="80"/>
+        <w:spacing w:after="60"/>
+      </w:pPr>
+    </w:p>
+    <w:p>
+      <w:pPr>
+        <w:spacing w:after="240"/>
+      </w:pPr>
+      <w:r>
+        <w:rPr>
+          <w:rFonts w:ascii="Arial" w:hAnsi="Arial"/>
+        </w:rPr>
+        <w:t>Submitting deals is simple and straightforward. Follow these steps:</w:t>
+      </w:r>
+    </w:p>
+    <w:p>
+      <w:pPr>
+        <w:pStyle w:val="ListNumber"/>
+        <w:spacing w:after="120"/>
+      </w:pPr>
+      <w:r>
+        <w:t>Click "+Add Application" in Deal Pipeline</w:t>
+      </w:r>
+    </w:p>
+    <w:p>
+      <w:pPr>
+        <w:spacing w:after="120"/>
+      </w:pPr>
+      <w:r>
+        <w:rPr>
+          <w:rFonts w:ascii="Arial" w:hAnsi="Arial"/>
+        </w:rPr>
+        <w:t>Navigate to your Deal Pipeline and select the "+Add Application" button to begin a new deal submission.</w:t>
+      </w:r>
+    </w:p>
+    <w:p>
+      <w:pPr>
+        <w:pStyle w:val="ListNumber"/>
+        <w:spacing w:after="120"/>
+      </w:pPr>
+      <w:r>
+        <w:t>Enter Client Information</w:t>
+      </w:r>
+    </w:p>
+    <w:p>
+      <w:pPr>
+        <w:spacing w:after="120"/>
+      </w:pPr>
+      <w:r>
+        <w:rPr>
+          <w:rFonts w:ascii="Arial" w:hAnsi="Arial"/>
+        </w:rPr>
+        <w:t>Provide complete business and personal information, including business name, owner details, contact information, and business structure.</w:t>
+      </w:r>
+    </w:p>
+    <w:p>
+      <w:pPr>
+        <w:pStyle w:val="ListNumber"/>
+        <w:spacing w:after="120"/>
+      </w:pPr>
+      <w:r>
+        <w:t>Select Financing Type &amp; Amount</w:t>
+      </w:r>
+    </w:p>
+    <w:p>
+      <w:pPr>
+        <w:spacing w:after="120"/>
+      </w:pPr>
+      <w:r>
+        <w:rPr>
+          <w:rFonts w:ascii="Arial" w:hAnsi="Arial"/>
+        </w:rPr>
+        <w:t>Choose the appropriate financing product from our portfolio and specify the requested amount and terms.</w:t>
+      </w:r>
+    </w:p>
+    <w:p>
+      <w:pPr>
+        <w:pStyle w:val="ListNumber"/>
+        <w:spacing w:after="120"/>
+      </w:pPr>
+      <w:r>
+        <w:t>Upload Required Documents</w:t>
+      </w:r>
+    </w:p>
+    <w:p>
+      <w:pPr>
+        <w:spacing w:after="120"/>
+      </w:pPr>
+      <w:r>
+        <w:rPr>
+          <w:rFonts w:ascii="Arial" w:hAnsi="Arial"/>
+        </w:rPr>
+        <w:t>Submit all necessary documentation through the Document Center. Typical requirements include:</w:t>
+      </w:r>
+    </w:p>
+    <w:p>
+      <w:pPr>
+        <w:pStyle w:val="ListBullet2"/>
+        <w:spacing w:after="60"/>
+      </w:pPr>
+      <w:r>
+        <w:t>Personal identification</w:t>
+      </w:r>
+    </w:p>
+    <w:p>
+      <w:pPr>
+        <w:pStyle w:val="ListBullet2"/>
+        <w:spacing w:after="60"/>
+      </w:pPr>
+      <w:r>
+        <w:t>Recent bank statements</w:t>
+      </w:r>
+    </w:p>
+    <w:p>
+      <w:pPr>
+        <w:pStyle w:val="ListBullet2"/>
+        <w:spacing w:after="60"/>
+      </w:pPr>
+      <w:r>
+        <w:t>Business financial statements</w:t>
+      </w:r>
+    </w:p>
+    <w:p>
+      <w:pPr>
+        <w:pStyle w:val="ListBullet2"/>
+        <w:spacing w:after="60"/>
+      </w:pPr>
+      <w:r>
+        <w:t>Tax returns</w:t>
+      </w:r>
+    </w:p>
+    <w:p>
+      <w:pPr>
+        <w:pStyle w:val="ListBullet2"/>
+        <w:spacing w:after="60"/>
+      </w:pPr>
+      <w:r>
+        <w:t>Business registration documents</w:t>
+      </w:r>
+    </w:p>
+    <w:p>
+      <w:pPr>
+        <w:spacing w:after="120"/>
+      </w:pPr>
+    </w:p>
+    <w:p>
+      <w:pPr>
+        <w:pStyle w:val="ListNumber"/>
+        <w:spacing w:after="120"/>
+      </w:pPr>
+      <w:r>
+        <w:t>Alliance Processing &amp; Lender Matching</w:t>
+      </w:r>
+    </w:p>
+    <w:p>
+      <w:pPr>
+        <w:spacing w:after="120"/>
+      </w:pPr>
+      <w:r>
+        <w:rPr>
+          <w:rFonts w:ascii="Arial" w:hAnsi="Arial"/>
+        </w:rPr>
+        <w:t>Once you submit, our team reviews the application and matches it with the most suitable lenders and products.</w:t>
+      </w:r>
+    </w:p>
+    <w:p>
+      <w:pPr>
+        <w:pStyle w:val="ListNumber"/>
+        <w:spacing w:after="120"/>
+      </w:pPr>
+      <w:r>
+        <w:t>Track Deal Status</w:t>
+      </w:r>
+    </w:p>
+    <w:p>
+      <w:pPr>
+        <w:spacing w:after="240"/>
+      </w:pPr>
+      <w:r>
+        <w:rPr>
+          <w:rFonts w:ascii="Arial" w:hAnsi="Arial"/>
+        </w:rPr>
+        <w:t>Monitor your deal's progress through the pipeline. Expected stages include:</w:t>
+      </w:r>
+    </w:p>
+    <w:tbl>
+      <w:tblPr>
+        <w:tblStyle w:val="LightGrid-Accent1"/>
+        <w:tblW w:type="auto" w:w="0"/>
+        <w:tblLook w:firstColumn="1" w:firstRow="1" w:lastColumn="0" w:lastRow="0" w:noHBand="0" w:noVBand="1" w:val="04A0"/>
+      </w:tblPr>
+      <w:tblGrid>
+        <w:gridCol w:w="4680"/>
+        <w:gridCol w:w="4680"/>
+      </w:tblGrid>
+      <w:tr>
+        <w:tc>
+          <w:tcPr>
+            <w:tcW w:type="dxa" w:w="4680"/>
+          </w:tcPr>
+          <w:p>
+            <w:r>
+              <w:rPr>
+                <w:rFonts w:ascii="Arial" w:hAnsi="Arial"/>
+                <w:b/>
+              </w:rPr>
+              <w:t>Stage</w:t>
+            </w:r>
+          </w:p>
+        </w:tc>
+        <w:tc>
+          <w:tcPr>
+            <w:tcW w:type="dxa" w:w="4680"/>
+          </w:tcPr>
+          <w:p>
+            <w:r>
+              <w:rPr>
+                <w:rFonts w:ascii="Arial" w:hAnsi="Arial"/>
+                <w:b/>
+              </w:rPr>
+              <w:t>Description</w:t>
+            </w:r>
+          </w:p>
+        </w:tc>
+      </w:tr>
+      <w:tr>
+        <w:tc>
+          <w:tcPr>
+            <w:tcW w:type="dxa" w:w="4680"/>
+          </w:tcPr>
+          <w:p>
+            <w:r>
+              <w:rPr>
+                <w:rFonts w:ascii="Arial" w:hAnsi="Arial"/>
+              </w:rPr>
+              <w:t>Prospect</w:t>
+            </w:r>
+          </w:p>
+        </w:tc>
+        <w:tc>
+          <w:tcPr>
+            <w:tcW w:type="dxa" w:w="4680"/>
+          </w:tcPr>
+          <w:p>
+            <w:r>
+              <w:rPr>
+                <w:rFonts w:ascii="Arial" w:hAnsi="Arial"/>
+              </w:rPr>
+              <w:t>New deal entered into the system, awaiting review and qualification</w:t>
+            </w:r>
+          </w:p>
+        </w:tc>
+      </w:tr>
+      <w:tr>
+        <w:tc>
+          <w:tcPr>
+            <w:tcW w:type="dxa" w:w="4680"/>
+          </w:tcPr>
+          <w:p>
+            <w:r>
+              <w:rPr>
+                <w:rFonts w:ascii="Arial" w:hAnsi="Arial"/>
+              </w:rPr>
+              <w:t>Application Sent</w:t>
+            </w:r>
+          </w:p>
+        </w:tc>
+        <w:tc>
+          <w:tcPr>
+            <w:tcW w:type="dxa" w:w="4680"/>
+          </w:tcPr>
+          <w:p>
+            <w:r>
+              <w:rPr>
+                <w:rFonts w:ascii="Arial" w:hAnsi="Arial"/>
+              </w:rPr>
+              <w:t>Full application submitted to prospective lenders for review</w:t>
+            </w:r>
+          </w:p>
+        </w:tc>
+      </w:tr>
+      <w:tr>
+        <w:tc>
+          <w:tcPr>
+            <w:tcW w:type="dxa" w:w="4680"/>
+          </w:tcPr>
+          <w:p>
+            <w:r>
+              <w:rPr>
+                <w:rFonts w:ascii="Arial" w:hAnsi="Arial"/>
+              </w:rPr>
+              <w:t>In Credit</w:t>
+            </w:r>
+          </w:p>
+        </w:tc>
+        <w:tc>
+          <w:tcPr>
+            <w:tcW w:type="dxa" w:w="4680"/>
+          </w:tcPr>
+          <w:p>
+            <w:r>
+              <w:rPr>
+                <w:rFonts w:ascii="Arial" w:hAnsi="Arial"/>
+              </w:rPr>
+              <w:t>Deal is under credit review and evaluation by lender underwriting</w:t>
+            </w:r>
+          </w:p>
+        </w:tc>
+      </w:tr>
+      <w:tr>
+        <w:tc>
+          <w:tcPr>
+            <w:tcW w:type="dxa" w:w="4680"/>
+          </w:tcPr>
+          <w:p>
+            <w:r>
+              <w:rPr>
+                <w:rFonts w:ascii="Arial" w:hAnsi="Arial"/>
+              </w:rPr>
+              <w:t>Approved</w:t>
+            </w:r>
+          </w:p>
+        </w:tc>
+        <w:tc>
+          <w:tcPr>
+            <w:tcW w:type="dxa" w:w="4680"/>
+          </w:tcPr>
+          <w:p>
+            <w:r>
+              <w:rPr>
+                <w:rFonts w:ascii="Arial" w:hAnsi="Arial"/>
+              </w:rPr>
+              <w:t>Lender has approved the deal and agreed to fund</w:t>
+            </w:r>
+          </w:p>
+        </w:tc>
+      </w:tr>
+      <w:tr>
+        <w:tc>
+          <w:tcPr>
+            <w:tcW w:type="dxa" w:w="4680"/>
+          </w:tcPr>
+          <w:p>
+            <w:r>
+              <w:rPr>
+                <w:rFonts w:ascii="Arial" w:hAnsi="Arial"/>
+              </w:rPr>
+              <w:t>Docs Out for Signing</w:t>
+            </w:r>
+          </w:p>
+        </w:tc>
+        <w:tc>
+          <w:tcPr>
+            <w:tcW w:type="dxa" w:w="4680"/>
+          </w:tcPr>
+          <w:p>
+            <w:r>
+              <w:rPr>
+                <w:rFonts w:ascii="Arial" w:hAnsi="Arial"/>
+              </w:rPr>
+              <w:t>Final documents have been sent to the client for execution</w:t>
+            </w:r>
+          </w:p>
+        </w:tc>
+      </w:tr>
+      <w:tr>
+        <w:tc>
+          <w:tcPr>
+            <w:tcW w:type="dxa" w:w="4680"/>
+          </w:tcPr>
+          <w:p>
+            <w:r>
+              <w:rPr>
+                <w:rFonts w:ascii="Arial" w:hAnsi="Arial"/>
+              </w:rPr>
+              <w:t>Funded</w:t>
+            </w:r>
+          </w:p>
+        </w:tc>
+        <w:tc>
+          <w:tcPr>
+            <w:tcW w:type="dxa" w:w="4680"/>
+          </w:tcPr>
+          <w:p>
+            <w:r>
+              <w:rPr>
+                <w:rFonts w:ascii="Arial" w:hAnsi="Arial"/>
+              </w:rPr>
+              <w:t>Deal is complete! Funds have been disbursed to the client</w:t>
+            </w:r>
+          </w:p>
+        </w:tc>
+      </w:tr>
+    </w:tbl>
+    <w:p>
+      <w:pPr>
+        <w:spacing w:after="240"/>
       </w:pPr>
     </w:p>
     <w:p>
       <w:r>
-        <w:t>Your dashboard shows your complete pipeline including deals submitted by you and your sub-agents. Summary cards at the top show total deals, pipeline value, funded this month, and approval rate.</w:t>
+        <w:br w:type="page"/>
       </w:r>
     </w:p>
     <w:p>
       <w:pPr>
-        <w:pStyle w:val="Heading2"/>
+        <w:pStyle w:val="Heading1"/>
+        <w:spacing w:before="240" w:after="120"/>
       </w:pPr>
       <w:r>
-        <w:t>Navigation</w:t>
+        <w:rPr>
+          <w:rFonts w:ascii="Arial" w:hAnsi="Arial"/>
+          <w:color w:val="0D1E3D"/>
+        </w:rPr>
+        <w:t>5. Managing Referral Partners</w:t>
       </w:r>
     </w:p>
     <w:p>
+      <w:pPr>
+        <w:spacing w:after="60"/>
+      </w:pPr>
+    </w:p>
+    <w:p>
+      <w:pPr>
+        <w:spacing w:after="240"/>
+      </w:pPr>
       <w:r>
         <w:rPr>
-          <w:b/>
+          <w:rFonts w:ascii="Arial" w:hAnsi="Arial"/>
         </w:rPr>
-        <w:t xml:space="preserve">Deals: </w:t>
-      </w:r>
-      <w:r>
-        <w:t>All deals in your pipeline, including those from your sub-agents.</w:t>
+        <w:t>As an ISO, you can build your own network by bringing on referral partners (sub-agents) who submit deals through you.</w:t>
       </w:r>
     </w:p>
     <w:p>
+      <w:pPr>
+        <w:pStyle w:val="Heading2"/>
+        <w:spacing w:before="180" w:after="100"/>
+      </w:pPr>
       <w:r>
         <w:rPr>
-          <w:b/>
+          <w:rFonts w:ascii="Arial" w:hAnsi="Arial"/>
+          <w:color w:val="C9A84C"/>
         </w:rPr>
-        <w:t xml:space="preserve">Applications: </w:t>
-      </w:r>
-      <w:r>
-        <w:t>Submit new applications or review existing submissions.</w:t>
+        <w:t>Inviting Referral Partners</w:t>
       </w:r>
     </w:p>
     <w:p>
+      <w:pPr>
+        <w:spacing w:after="60"/>
+      </w:pPr>
+    </w:p>
+    <w:p>
+      <w:pPr>
+        <w:pStyle w:val="ListBullet"/>
+        <w:spacing w:after="60"/>
+      </w:pPr>
       <w:r>
-        <w:rPr>
-          <w:b/>
-        </w:rPr>
-        <w:t xml:space="preserve">Documents: </w:t>
-      </w:r>
-      <w:r>
-        <w:t>Manage client documents across all your deals.</w:t>
+        <w:t>From the Referral Partners section, click 'Add Partner'</w:t>
       </w:r>
     </w:p>
     <w:p>
+      <w:pPr>
+        <w:pStyle w:val="ListBullet"/>
+        <w:spacing w:after="60"/>
+      </w:pPr>
+      <w:r>
+        <w:t>Enter their name, email, and contact information</w:t>
+      </w:r>
+    </w:p>
+    <w:p>
+      <w:pPr>
+        <w:pStyle w:val="ListBullet"/>
+        <w:spacing w:after="60"/>
+      </w:pPr>
+      <w:r>
+        <w:t>Send them an invitation to join your network</w:t>
+      </w:r>
+    </w:p>
+    <w:p>
+      <w:pPr>
+        <w:pStyle w:val="ListBullet"/>
+        <w:spacing w:after="60"/>
+      </w:pPr>
+      <w:r>
+        <w:t>They accept the invitation and begin submitting deals</w:t>
+      </w:r>
+    </w:p>
+    <w:p>
+      <w:pPr>
+        <w:spacing w:after="120"/>
+      </w:pPr>
+    </w:p>
+    <w:p>
+      <w:pPr>
+        <w:pStyle w:val="Heading2"/>
+        <w:spacing w:before="180" w:after="100"/>
+      </w:pPr>
       <w:r>
         <w:rPr>
-          <w:b/>
+          <w:rFonts w:ascii="Arial" w:hAnsi="Arial"/>
+          <w:color w:val="C9A84C"/>
         </w:rPr>
-        <w:t xml:space="preserve">Marketing: </w:t>
+        <w:t>Tracking Submissions</w:t>
       </w:r>
+    </w:p>
+    <w:p>
+      <w:pPr>
+        <w:spacing w:after="60"/>
+      </w:pPr>
+    </w:p>
+    <w:p>
+      <w:pPr>
+        <w:spacing w:after="120"/>
+      </w:pPr>
       <w:r>
-        <w:t>Your referral link, agent signup link, and marketing tools.</w:t>
+        <w:rPr>
+          <w:rFonts w:ascii="Arial" w:hAnsi="Arial"/>
+        </w:rPr>
+        <w:t>Your Referral Partners dashboard shows all deals submitted by your sub-agents, including:</w:t>
+      </w:r>
+    </w:p>
+    <w:p>
+      <w:pPr>
+        <w:pStyle w:val="ListBullet"/>
+        <w:spacing w:after="60"/>
+      </w:pPr>
+      <w:r>
+        <w:t>Deal amount and product type</w:t>
+      </w:r>
+    </w:p>
+    <w:p>
+      <w:pPr>
+        <w:pStyle w:val="ListBullet"/>
+        <w:spacing w:after="60"/>
+      </w:pPr>
+      <w:r>
+        <w:t>Current status in the pipeline</w:t>
+      </w:r>
+    </w:p>
+    <w:p>
+      <w:pPr>
+        <w:pStyle w:val="ListBullet"/>
+        <w:spacing w:after="60"/>
+      </w:pPr>
+      <w:r>
+        <w:t>Commission earned on each deal</w:t>
+      </w:r>
+    </w:p>
+    <w:p>
+      <w:pPr>
+        <w:pStyle w:val="ListBullet"/>
+        <w:spacing w:after="60"/>
+      </w:pPr>
+      <w:r>
+        <w:t>Performance metrics and activity summaries</w:t>
+      </w:r>
+    </w:p>
+    <w:p>
+      <w:pPr>
+        <w:spacing w:after="120"/>
+      </w:pPr>
+    </w:p>
+    <w:p>
+      <w:pPr>
+        <w:pStyle w:val="Heading2"/>
+        <w:spacing w:before="180" w:after="100"/>
+      </w:pPr>
+      <w:r>
+        <w:rPr>
+          <w:rFonts w:ascii="Arial" w:hAnsi="Arial"/>
+          <w:color w:val="C9A84C"/>
+        </w:rPr>
+        <w:t>Commission Structure</w:t>
+      </w:r>
+    </w:p>
+    <w:p>
+      <w:pPr>
+        <w:spacing w:after="60"/>
+      </w:pPr>
+    </w:p>
+    <w:p>
+      <w:pPr>
+        <w:spacing w:after="240"/>
+      </w:pPr>
+      <w:r>
+        <w:rPr>
+          <w:rFonts w:ascii="Arial" w:hAnsi="Arial"/>
+        </w:rPr>
+        <w:t>You earn a percentage of commissions on all deals submitted by your referral partners. Commission rates vary based on product type and deal characteristics. Check your compensation plan for specific details.</w:t>
       </w:r>
     </w:p>
     <w:p>
@@ -286,88 +1800,120 @@
     <w:p>
       <w:pPr>
         <w:pStyle w:val="Heading1"/>
+        <w:spacing w:before="240" w:after="120"/>
       </w:pPr>
       <w:r>
-        <w:t>3. Submitting Deals</w:t>
+        <w:rPr>
+          <w:rFonts w:ascii="Arial" w:hAnsi="Arial"/>
+          <w:color w:val="0D1E3D"/>
+        </w:rPr>
+        <w:t>6. Vendor Programs</w:t>
       </w:r>
     </w:p>
     <w:p>
       <w:pPr>
-        <w:pBdr>
-          <w:bottom w:val="single" w:sz="6" w:space="1" w:color="C9A84C"/>
-        </w:pBdr>
-        <w:spacing w:before="80" w:after="80"/>
+        <w:spacing w:after="60"/>
       </w:pPr>
     </w:p>
     <w:p>
+      <w:pPr>
+        <w:spacing w:after="240"/>
+      </w:pPr>
       <w:r>
-        <w:t>As an ISO Partner, you can submit deals directly through the portal or share your referral link with clients. All deals submitted by your sub-agents are also visible in your pipeline.</w:t>
+        <w:rPr>
+          <w:rFonts w:ascii="Arial" w:hAnsi="Arial"/>
+        </w:rPr>
+        <w:t>Alliance Financing Group partners with equipment vendors and service providers to streamline the financing process.</w:t>
       </w:r>
     </w:p>
     <w:p>
       <w:pPr>
         <w:pStyle w:val="Heading2"/>
+        <w:spacing w:before="180" w:after="100"/>
       </w:pPr>
       <w:r>
-        <w:t>Direct Submission</w:t>
+        <w:rPr>
+          <w:rFonts w:ascii="Arial" w:hAnsi="Arial"/>
+          <w:color w:val="C9A84C"/>
+        </w:rPr>
+        <w:t>Working with Vendors</w:t>
       </w:r>
     </w:p>
     <w:p>
       <w:pPr>
-        <w:spacing w:before="80" w:after="40"/>
+        <w:spacing w:after="60"/>
+      </w:pPr>
+    </w:p>
+    <w:p>
+      <w:pPr>
+        <w:spacing w:after="120"/>
       </w:pPr>
       <w:r>
         <w:rPr>
-          <w:b/>
-          <w:color w:val="0D1E3D"/>
+          <w:rFonts w:ascii="Arial" w:hAnsi="Arial"/>
         </w:rPr>
-        <w:t xml:space="preserve">Step 1: </w:t>
-      </w:r>
-      <w:r>
-        <w:t>Click "Applications" and select "+ New Application".</w:t>
+        <w:t>Vendor Programs enable seamless collaboration with equipment providers:</w:t>
       </w:r>
     </w:p>
     <w:p>
       <w:pPr>
-        <w:spacing w:before="80" w:after="40"/>
+        <w:pStyle w:val="ListBullet"/>
+        <w:spacing w:after="60"/>
       </w:pPr>
       <w:r>
-        <w:rPr>
-          <w:b/>
-          <w:color w:val="0D1E3D"/>
-        </w:rPr>
-        <w:t xml:space="preserve">Step 2: </w:t>
-      </w:r>
-      <w:r>
-        <w:t>Choose the product type and fill in the client details.</w:t>
+        <w:t>View all active vendor partnerships in your dashboard</w:t>
       </w:r>
     </w:p>
     <w:p>
       <w:pPr>
-        <w:spacing w:before="80" w:after="40"/>
+        <w:pStyle w:val="ListBullet"/>
+        <w:spacing w:after="60"/>
       </w:pPr>
       <w:r>
-        <w:rPr>
-          <w:b/>
-          <w:color w:val="0D1E3D"/>
-        </w:rPr>
-        <w:t xml:space="preserve">Step 3: </w:t>
-      </w:r>
-      <w:r>
-        <w:t>Submit the application. Our team will begin processing it immediately.</w:t>
+        <w:t>Access vendor-specific financing terms and conditions</w:t>
       </w:r>
     </w:p>
     <w:p>
       <w:pPr>
-        <w:pStyle w:val="Heading2"/>
+        <w:pStyle w:val="ListBullet"/>
+        <w:spacing w:after="60"/>
       </w:pPr>
       <w:r>
-        <w:t>Via Referral Link</w:t>
+        <w:t>Submit deals directly tied to vendor relationships</w:t>
       </w:r>
     </w:p>
     <w:p>
+      <w:pPr>
+        <w:spacing w:after="120"/>
+      </w:pPr>
+    </w:p>
+    <w:p>
+      <w:pPr>
+        <w:pStyle w:val="Heading2"/>
+        <w:spacing w:before="180" w:after="100"/>
+      </w:pPr>
       <w:r>
-        <w:t>Share your unique referral link with clients. Applications submitted through your link are automatically attributed to your organization.</w:t>
+        <w:rPr>
+          <w:rFonts w:ascii="Arial" w:hAnsi="Arial"/>
+          <w:color w:val="C9A84C"/>
+        </w:rPr>
+        <w:t>Vendor Documentation &amp; Notes</w:t>
+      </w:r>
+    </w:p>
+    <w:p>
+      <w:pPr>
+        <w:spacing w:after="60"/>
+      </w:pPr>
+    </w:p>
+    <w:p>
+      <w:pPr>
+        <w:spacing w:after="240"/>
+      </w:pPr>
+      <w:r>
+        <w:rPr>
+          <w:rFonts w:ascii="Arial" w:hAnsi="Arial"/>
+        </w:rPr>
+        <w:t>Each vendor profile includes materials, notes, and communications from our admin team. You can add your own notes and upload files for vendor-specific deals.</w:t>
       </w:r>
     </w:p>
     <w:p>
@@ -378,35 +1924,129 @@
     <w:p>
       <w:pPr>
         <w:pStyle w:val="Heading1"/>
+        <w:spacing w:before="240" w:after="120"/>
       </w:pPr>
       <w:r>
-        <w:t>4. Managing Your Sub-Agents</w:t>
+        <w:rPr>
+          <w:rFonts w:ascii="Arial" w:hAnsi="Arial"/>
+          <w:color w:val="0D1E3D"/>
+        </w:rPr>
+        <w:t>7. Commission &amp; Compensation</w:t>
       </w:r>
     </w:p>
     <w:p>
       <w:pPr>
-        <w:pBdr>
-          <w:bottom w:val="single" w:sz="6" w:space="1" w:color="C9A84C"/>
-        </w:pBdr>
-        <w:spacing w:before="80" w:after="80"/>
+        <w:spacing w:after="60"/>
       </w:pPr>
     </w:p>
     <w:p>
+      <w:pPr>
+        <w:spacing w:after="240"/>
+      </w:pPr>
       <w:r>
-        <w:t>As an ISO Partner, you may have sub-agents who submit deals under your organization. You can view all deals from your sub-agents in your pipeline. Contact your Alliance Financing administrator to add new sub-agents to your organization.</w:t>
+        <w:rPr>
+          <w:rFonts w:ascii="Arial" w:hAnsi="Arial"/>
+        </w:rPr>
+        <w:t>Your success is our success. Commission tracking and payment is transparent and timely.</w:t>
       </w:r>
     </w:p>
     <w:p>
       <w:pPr>
         <w:pStyle w:val="Heading2"/>
+        <w:spacing w:before="180" w:after="100"/>
       </w:pPr>
       <w:r>
-        <w:t>Sub-Agent Visibility</w:t>
+        <w:rPr>
+          <w:rFonts w:ascii="Arial" w:hAnsi="Arial"/>
+          <w:color w:val="C9A84C"/>
+        </w:rPr>
+        <w:t>Commission Tracking</w:t>
       </w:r>
     </w:p>
     <w:p>
+      <w:pPr>
+        <w:spacing w:after="60"/>
+      </w:pPr>
+    </w:p>
+    <w:p>
+      <w:pPr>
+        <w:spacing w:after="120"/>
+      </w:pPr>
       <w:r>
-        <w:t>You can see which agent submitted each deal in the deal details. This allows you to track performance across your team and ensure all deals are progressing.</w:t>
+        <w:rPr>
+          <w:rFonts w:ascii="Arial" w:hAnsi="Arial"/>
+        </w:rPr>
+        <w:t>Your dashboard includes a real-time Commission Tracker that shows:</w:t>
+      </w:r>
+    </w:p>
+    <w:p>
+      <w:pPr>
+        <w:pStyle w:val="ListBullet"/>
+        <w:spacing w:after="60"/>
+      </w:pPr>
+      <w:r>
+        <w:t>Commission earned on each funded deal</w:t>
+      </w:r>
+    </w:p>
+    <w:p>
+      <w:pPr>
+        <w:pStyle w:val="ListBullet"/>
+        <w:spacing w:after="60"/>
+      </w:pPr>
+      <w:r>
+        <w:t>Total commissions earned month-to-date</w:t>
+      </w:r>
+    </w:p>
+    <w:p>
+      <w:pPr>
+        <w:pStyle w:val="ListBullet"/>
+        <w:spacing w:after="60"/>
+      </w:pPr>
+      <w:r>
+        <w:t>Commission breakdown by product type</w:t>
+      </w:r>
+    </w:p>
+    <w:p>
+      <w:pPr>
+        <w:pStyle w:val="ListBullet"/>
+        <w:spacing w:after="60"/>
+      </w:pPr>
+      <w:r>
+        <w:t>Projected commissions on pending deals</w:t>
+      </w:r>
+    </w:p>
+    <w:p>
+      <w:pPr>
+        <w:spacing w:after="120"/>
+      </w:pPr>
+    </w:p>
+    <w:p>
+      <w:pPr>
+        <w:pStyle w:val="Heading2"/>
+        <w:spacing w:before="180" w:after="100"/>
+      </w:pPr>
+      <w:r>
+        <w:rPr>
+          <w:rFonts w:ascii="Arial" w:hAnsi="Arial"/>
+          <w:color w:val="C9A84C"/>
+        </w:rPr>
+        <w:t>Payment Schedule</w:t>
+      </w:r>
+    </w:p>
+    <w:p>
+      <w:pPr>
+        <w:spacing w:after="60"/>
+      </w:pPr>
+    </w:p>
+    <w:p>
+      <w:pPr>
+        <w:spacing w:after="240"/>
+      </w:pPr>
+      <w:r>
+        <w:rPr>
+          <w:rFonts w:ascii="Arial" w:hAnsi="Arial"/>
+        </w:rPr>
+        <w:t>Commissions are paid on a regular schedule once deals are fully funded. Details on payment frequency and methods are provided in your partner agreement.</w:t>
       </w:r>
     </w:p>
     <w:p>
@@ -417,48 +2057,66 @@
     <w:p>
       <w:pPr>
         <w:pStyle w:val="Heading1"/>
+        <w:spacing w:before="240" w:after="120"/>
       </w:pPr>
       <w:r>
-        <w:t>5. Tracking Deals &amp; Documents</w:t>
+        <w:rPr>
+          <w:rFonts w:ascii="Arial" w:hAnsi="Arial"/>
+          <w:color w:val="0D1E3D"/>
+        </w:rPr>
+        <w:t>8. Contact &amp; Support</w:t>
       </w:r>
     </w:p>
     <w:p>
       <w:pPr>
-        <w:pBdr>
-          <w:bottom w:val="single" w:sz="6" w:space="1" w:color="C9A84C"/>
-        </w:pBdr>
-        <w:spacing w:before="80" w:after="80"/>
+        <w:spacing w:after="60"/>
       </w:pPr>
     </w:p>
     <w:p>
+      <w:pPr>
+        <w:spacing w:after="240"/>
+      </w:pPr>
       <w:r>
-        <w:t>Click any deal to view full details including status, documents, notes, and communications. You can upload documents, add notes, and track the deal through every stage from submission to funding.</w:t>
+        <w:rPr>
+          <w:rFonts w:ascii="Arial" w:hAnsi="Arial"/>
+        </w:rPr>
+        <w:t>We are committed to your success. Our dedicated support team is here to help with any questions or concerns.</w:t>
       </w:r>
     </w:p>
     <w:p>
       <w:pPr>
         <w:pStyle w:val="Heading2"/>
+        <w:spacing w:before="180" w:after="100"/>
       </w:pPr>
       <w:r>
-        <w:t>Deal Statuses</w:t>
+        <w:rPr>
+          <w:rFonts w:ascii="Arial" w:hAnsi="Arial"/>
+          <w:color w:val="C9A84C"/>
+        </w:rPr>
+        <w:t>Get in Touch</w:t>
       </w:r>
     </w:p>
     <w:p>
       <w:pPr>
+        <w:spacing w:after="120"/>
+      </w:pPr>
+    </w:p>
+    <w:p>
+      <w:pPr>
         <w:spacing w:after="60"/>
       </w:pPr>
       <w:r>
         <w:rPr>
+          <w:rFonts w:ascii="Arial" w:hAnsi="Arial"/>
           <w:b/>
-          <w:sz w:val="20"/>
         </w:rPr>
-        <w:t xml:space="preserve">New: </w:t>
+        <w:t>Phone:</w:t>
       </w:r>
       <w:r>
         <w:rPr>
-          <w:sz w:val="20"/>
+          <w:rFonts w:ascii="Arial" w:hAnsi="Arial"/>
         </w:rPr>
-        <w:t>Deal received, awaiting review.</w:t>
+        <w:t xml:space="preserve"> 1-877-660-3660 ext. 222</w:t>
       </w:r>
     </w:p>
     <w:p>
@@ -467,172 +2125,179 @@
       </w:pPr>
       <w:r>
         <w:rPr>
+          <w:rFonts w:ascii="Arial" w:hAnsi="Arial"/>
           <w:b/>
-          <w:sz w:val="20"/>
         </w:rPr>
-        <w:t xml:space="preserve">In Progress: </w:t>
+        <w:t>Email:</w:t>
       </w:r>
       <w:r>
         <w:rPr>
-          <w:sz w:val="20"/>
+          <w:rFonts w:ascii="Arial" w:hAnsi="Arial"/>
         </w:rPr>
-        <w:t>Being actively worked on.</w:t>
+        <w:t xml:space="preserve"> info@alliancefinancing.com</w:t>
       </w:r>
     </w:p>
     <w:p>
       <w:pPr>
-        <w:spacing w:after="60"/>
+        <w:spacing w:after="240"/>
       </w:pPr>
       <w:r>
         <w:rPr>
+          <w:rFonts w:ascii="Arial" w:hAnsi="Arial"/>
           <w:b/>
-          <w:sz w:val="20"/>
         </w:rPr>
-        <w:t xml:space="preserve">Docs Requested: </w:t>
+        <w:t>Website:</w:t>
       </w:r>
       <w:r>
         <w:rPr>
-          <w:sz w:val="20"/>
+          <w:rFonts w:ascii="Arial" w:hAnsi="Arial"/>
         </w:rPr>
-        <w:t>Additional documents needed.</w:t>
+        <w:t xml:space="preserve"> alliancefinancinggroup.com</w:t>
       </w:r>
     </w:p>
     <w:p>
       <w:pPr>
-        <w:spacing w:after="60"/>
+        <w:pStyle w:val="Heading2"/>
+        <w:spacing w:before="180" w:after="100"/>
       </w:pPr>
       <w:r>
         <w:rPr>
-          <w:b/>
-          <w:sz w:val="20"/>
+          <w:rFonts w:ascii="Arial" w:hAnsi="Arial"/>
+          <w:color w:val="C9A84C"/>
         </w:rPr>
-        <w:t xml:space="preserve">Submitted to Credit: </w:t>
-      </w:r>
-      <w:r>
-        <w:rPr>
-          <w:sz w:val="20"/>
-        </w:rPr>
-        <w:t>Sent to lender for review.</w:t>
+        <w:t>Support Resources</w:t>
       </w:r>
     </w:p>
     <w:p>
       <w:pPr>
         <w:spacing w:after="60"/>
       </w:pPr>
+    </w:p>
+    <w:p>
+      <w:pPr>
+        <w:pStyle w:val="ListBullet"/>
+        <w:spacing w:after="60"/>
+      </w:pPr>
       <w:r>
-        <w:rPr>
-          <w:b/>
-          <w:sz w:val="20"/>
-        </w:rPr>
-        <w:t xml:space="preserve">Approved: </w:t>
-      </w:r>
-      <w:r>
-        <w:rPr>
-          <w:sz w:val="20"/>
-        </w:rPr>
-        <w:t>Deal approved by lender.</w:t>
+        <w:t>Partner Knowledge Base with FAQs and articles</w:t>
       </w:r>
     </w:p>
     <w:p>
       <w:pPr>
+        <w:pStyle w:val="ListBullet"/>
         <w:spacing w:after="60"/>
       </w:pPr>
       <w:r>
-        <w:rPr>
-          <w:b/>
-          <w:sz w:val="20"/>
-        </w:rPr>
-        <w:t xml:space="preserve">Funded: </w:t>
-      </w:r>
-      <w:r>
-        <w:rPr>
-          <w:sz w:val="20"/>
-        </w:rPr>
-        <w:t>Deal funded and closed.</w:t>
+        <w:t>Video tutorials and training materials</w:t>
       </w:r>
     </w:p>
     <w:p>
+      <w:pPr>
+        <w:pStyle w:val="ListBullet"/>
+        <w:spacing w:after="60"/>
+      </w:pPr>
       <w:r>
-        <w:br w:type="page"/>
+        <w:t>One-on-one onboarding and training sessions</w:t>
       </w:r>
     </w:p>
     <w:p>
       <w:pPr>
-        <w:pStyle w:val="Heading1"/>
+        <w:pStyle w:val="ListBullet"/>
+        <w:spacing w:after="60"/>
       </w:pPr>
       <w:r>
-        <w:t>6. White-Label Branding</w:t>
+        <w:t>Regular webinars and partner updates</w:t>
       </w:r>
     </w:p>
     <w:p>
       <w:pPr>
-        <w:pBdr>
-          <w:bottom w:val="single" w:sz="6" w:space="1" w:color="C9A84C"/>
-        </w:pBdr>
-        <w:spacing w:before="80" w:after="80"/>
+        <w:spacing w:after="240"/>
       </w:pPr>
     </w:p>
     <w:p>
+      <w:pPr>
+        <w:spacing w:after="120"/>
+      </w:pPr>
+    </w:p>
+    <w:p>
+      <w:pPr>
+        <w:spacing w:before="240" w:after="60"/>
+        <w:jc w:val="center"/>
+      </w:pPr>
       <w:r>
-        <w:t>Your portal can be customized with your company name and logo. This branding appears on your dashboard, any client-facing communications sent through the portal, and your referral links. Contact your Alliance Financing administrator to set up or update your branding.</w:t>
+        <w:rPr>
+          <w:rFonts w:ascii="Arial" w:hAnsi="Arial"/>
+          <w:b/>
+          <w:color w:val="0D1E3D"/>
+          <w:sz w:val="26"/>
+        </w:rPr>
+        <w:t>Thank you for partnering with Alliance Financing Group!</w:t>
       </w:r>
     </w:p>
     <w:p>
       <w:pPr>
-        <w:pStyle w:val="Heading2"/>
-      </w:pPr>
-      <w:r>
-        <w:t>Need Help?</w:t>
-      </w:r>
-    </w:p>
-    <w:p>
-      <w:r>
-        <w:t>If you have questions or need assistance, please contact us:</w:t>
-      </w:r>
-    </w:p>
-    <w:p>
-      <w:pPr>
-        <w:spacing w:after="40"/>
+        <w:jc w:val="center"/>
       </w:pPr>
       <w:r>
         <w:rPr>
-          <w:b/>
+          <w:rFonts w:ascii="Arial" w:hAnsi="Arial"/>
+          <w:i/>
+          <w:color w:val="333333"/>
+          <w:sz w:val="22"/>
         </w:rPr>
-        <w:t>Alliance Financing Group</w:t>
-      </w:r>
-    </w:p>
-    <w:p>
-      <w:pPr>
-        <w:spacing w:after="40"/>
-      </w:pPr>
-      <w:r>
-        <w:t>Phone: 1-877-660-3660</w:t>
-      </w:r>
-    </w:p>
-    <w:p>
-      <w:pPr>
-        <w:spacing w:after="40"/>
-      </w:pPr>
-      <w:r>
-        <w:t>Email: info@alliancefinancing.ai</w:t>
-      </w:r>
-    </w:p>
-    <w:p>
-      <w:pPr>
-        <w:spacing w:after="40"/>
-      </w:pPr>
-      <w:r>
-        <w:t>Web: alliancefinancing.com</w:t>
+        <w:t>Together, we're making financing accessible and achievable for businesses everywhere.</w:t>
       </w:r>
     </w:p>
     <w:sectPr>
+      <w:headerReference w:type="default" r:id="rId9"/>
+      <w:footerReference w:type="default" r:id="rId10"/>
       <w:pgSz w:w="12240" w:h="15840"/>
-      <w:pgMar w:top="1152" w:right="1440" w:bottom="1152" w:left="1440" w:header="720" w:footer="720" w:gutter="0"/>
+      <w:pgMar w:top="1440" w:right="1440" w:bottom="1440" w:left="1440" w:header="720" w:footer="720" w:gutter="0"/>
       <w:cols w:space="720"/>
       <w:docGrid w:linePitch="360"/>
     </w:sectPr>
   </w:body>
 </w:document>
+</file>
+
+<file path=word/footer1.xml><?xml version="1.0" encoding="utf-8"?>
+<w:ftr xmlns:m="http://schemas.openxmlformats.org/officeDocument/2006/math" xmlns:mc="http://schemas.openxmlformats.org/markup-compatibility/2006" xmlns:mo="http://schemas.microsoft.com/office/mac/office/2008/main" xmlns:mv="urn:schemas-microsoft-com:mac:vml" xmlns:o="urn:schemas-microsoft-com:office:office" xmlns:r="http://schemas.openxmlformats.org/officeDocument/2006/relationships" xmlns:v="urn:schemas-microsoft-com:vml" xmlns:w10="urn:schemas-microsoft-com:office:word" xmlns:w14="http://schemas.microsoft.com/office/word/2010/wordml" xmlns:w="http://schemas.openxmlformats.org/wordprocessingml/2006/main" xmlns:wne="http://schemas.microsoft.com/office/word/2006/wordml" xmlns:wp14="http://schemas.microsoft.com/office/word/2010/wordprocessingDrawing" xmlns:wp="http://schemas.openxmlformats.org/drawingml/2006/wordprocessingDrawing" xmlns:wpc="http://schemas.microsoft.com/office/word/2010/wordprocessingCanvas" xmlns:wpg="http://schemas.microsoft.com/office/word/2010/wordprocessingGroup" xmlns:wpi="http://schemas.microsoft.com/office/word/2010/wordprocessingInk" xmlns:wps="http://schemas.microsoft.com/office/word/2010/wordprocessingShape" mc:Ignorable="w14 wp14">
+  <w:p>
+    <w:pPr>
+      <w:pStyle w:val="Footer"/>
+      <w:spacing w:before="120"/>
+      <w:jc w:val="center"/>
+    </w:pPr>
+    <w:r>
+      <w:rPr>
+        <w:rFonts w:ascii="Arial" w:hAnsi="Arial"/>
+        <w:sz w:val="20"/>
+      </w:rPr>
+      <w:t xml:space="preserve">Page </w:t>
+    </w:r>
+  </w:p>
+</w:ftr>
+</file>
+
+<file path=word/header1.xml><?xml version="1.0" encoding="utf-8"?>
+<w:hdr xmlns:m="http://schemas.openxmlformats.org/officeDocument/2006/math" xmlns:mc="http://schemas.openxmlformats.org/markup-compatibility/2006" xmlns:mo="http://schemas.microsoft.com/office/mac/office/2008/main" xmlns:mv="urn:schemas-microsoft-com:mac:vml" xmlns:o="urn:schemas-microsoft-com:office:office" xmlns:r="http://schemas.openxmlformats.org/officeDocument/2006/relationships" xmlns:v="urn:schemas-microsoft-com:vml" xmlns:w10="urn:schemas-microsoft-com:office:word" xmlns:w14="http://schemas.microsoft.com/office/word/2010/wordml" xmlns:w="http://schemas.openxmlformats.org/wordprocessingml/2006/main" xmlns:wne="http://schemas.microsoft.com/office/word/2006/wordml" xmlns:wp14="http://schemas.microsoft.com/office/word/2010/wordprocessingDrawing" xmlns:wp="http://schemas.openxmlformats.org/drawingml/2006/wordprocessingDrawing" xmlns:wpc="http://schemas.microsoft.com/office/word/2010/wordprocessingCanvas" xmlns:wpg="http://schemas.microsoft.com/office/word/2010/wordprocessingGroup" xmlns:wpi="http://schemas.microsoft.com/office/word/2010/wordprocessingInk" xmlns:wps="http://schemas.microsoft.com/office/word/2010/wordprocessingShape" mc:Ignorable="w14 wp14">
+  <w:p>
+    <w:pPr>
+      <w:pStyle w:val="Header"/>
+      <w:spacing w:after="120"/>
+      <w:jc w:val="left"/>
+    </w:pPr>
+    <w:r>
+      <w:rPr>
+        <w:rFonts w:ascii="Arial" w:hAnsi="Arial"/>
+        <w:b/>
+        <w:color w:val="0D1E3D"/>
+        <w:sz w:val="20"/>
+      </w:rPr>
+      <w:t>Alliance Financing Group | ISO Partner Guide</w:t>
+    </w:r>
+  </w:p>
+</w:hdr>
 </file>
 
 <file path=word/numbering.xml><?xml version="1.0" encoding="utf-8"?>
@@ -998,12 +2663,8 @@
     <w:name w:val="Normal"/>
     <w:qFormat/>
     <w:rsid w:val="00FC693F"/>
-    <w:pPr>
-      <w:spacing w:after="120" w:line="276" w:lineRule="auto"/>
-    </w:pPr>
     <w:rPr>
       <w:rFonts w:ascii="Arial" w:hAnsi="Arial"/>
-      <w:color w:val="333333"/>
       <w:sz w:val="22"/>
     </w:rPr>
   </w:style>
@@ -1062,15 +2723,15 @@
     <w:pPr>
       <w:keepNext/>
       <w:keepLines/>
-      <w:spacing w:before="360" w:after="160"/>
+      <w:spacing w:before="480" w:after="0"/>
       <w:outlineLvl w:val="0"/>
     </w:pPr>
     <w:rPr>
-      <w:rFonts w:asciiTheme="majorHAnsi" w:eastAsiaTheme="majorEastAsia" w:hAnsiTheme="majorHAnsi" w:cstheme="majorBidi" w:ascii="Arial" w:hAnsi="Arial"/>
+      <w:rFonts w:asciiTheme="majorHAnsi" w:eastAsiaTheme="majorEastAsia" w:hAnsiTheme="majorHAnsi" w:cstheme="majorBidi"/>
       <w:b/>
       <w:bCs/>
-      <w:color w:val="0D1E3D"/>
-      <w:sz w:val="48"/>
+      <w:color w:val="365F91" w:themeColor="accent1" w:themeShade="BF"/>
+      <w:sz w:val="28"/>
       <w:szCs w:val="28"/>
     </w:rPr>
   </w:style>
@@ -1086,15 +2747,15 @@
     <w:pPr>
       <w:keepNext/>
       <w:keepLines/>
-      <w:spacing w:before="280" w:after="160"/>
+      <w:spacing w:before="200" w:after="0"/>
       <w:outlineLvl w:val="1"/>
     </w:pPr>
     <w:rPr>
-      <w:rFonts w:asciiTheme="majorHAnsi" w:eastAsiaTheme="majorEastAsia" w:hAnsiTheme="majorHAnsi" w:cstheme="majorBidi" w:ascii="Arial" w:hAnsi="Arial"/>
+      <w:rFonts w:asciiTheme="majorHAnsi" w:eastAsiaTheme="majorEastAsia" w:hAnsiTheme="majorHAnsi" w:cstheme="majorBidi"/>
       <w:b/>
       <w:bCs/>
-      <w:color w:val="0D1E3D"/>
-      <w:sz w:val="32"/>
+      <w:color w:val="4F81BD" w:themeColor="accent1"/>
+      <w:sz w:val="26"/>
       <w:szCs w:val="26"/>
     </w:rPr>
   </w:style>
@@ -1110,15 +2771,14 @@
     <w:pPr>
       <w:keepNext/>
       <w:keepLines/>
-      <w:spacing w:before="280" w:after="160"/>
+      <w:spacing w:before="200" w:after="0"/>
       <w:outlineLvl w:val="2"/>
     </w:pPr>
     <w:rPr>
-      <w:rFonts w:asciiTheme="majorHAnsi" w:eastAsiaTheme="majorEastAsia" w:hAnsiTheme="majorHAnsi" w:cstheme="majorBidi" w:ascii="Arial" w:hAnsi="Arial"/>
+      <w:rFonts w:asciiTheme="majorHAnsi" w:eastAsiaTheme="majorEastAsia" w:hAnsiTheme="majorHAnsi" w:cstheme="majorBidi"/>
       <w:b/>
       <w:bCs/>
-      <w:color w:val="475569"/>
-      <w:sz w:val="26"/>
+      <w:color w:val="4F81BD" w:themeColor="accent1"/>
     </w:rPr>
   </w:style>
   <w:style w:type="paragraph" w:styleId="Heading4">
